--- a/Selenium_WebDriver/reports/Drug_Category_Test_Report.docx
+++ b/Selenium_WebDriver/reports/Drug_Category_Test_Report.docx
@@ -21,7 +21,7 @@
         <w:jc w:val="center"/>
       </w:pPr>
       <w:r>
-        <w:t>Thời gian tạo báo cáo: 30/08/2026 22:07:57</w:t>
+        <w:t>Thời gian tạo báo cáo: 30/08/2026 23:00:36</w:t>
       </w:r>
     </w:p>
     <w:p/>
@@ -288,17 +288,17 @@
           </w:tcPr>
           <w:p>
             <w:r>
-              <w:t>30/08/2026 22:05:05</w:t>
-            </w:r>
-          </w:p>
-        </w:tc>
-        <w:tc>
-          <w:tcPr>
-            <w:tcW w:type="dxa" w:w="1440"/>
-          </w:tcPr>
-          <w:p>
-            <w:r>
-              <w:t>5.46</w:t>
+              <w:t>30/08/2026 22:57:45</w:t>
+            </w:r>
+          </w:p>
+        </w:tc>
+        <w:tc>
+          <w:tcPr>
+            <w:tcW w:type="dxa" w:w="1440"/>
+          </w:tcPr>
+          <w:p>
+            <w:r>
+              <w:t>5.48</w:t>
             </w:r>
           </w:p>
         </w:tc>
@@ -346,17 +346,17 @@
           </w:tcPr>
           <w:p>
             <w:r>
-              <w:t>30/08/2026 22:05:17</w:t>
-            </w:r>
-          </w:p>
-        </w:tc>
-        <w:tc>
-          <w:tcPr>
-            <w:tcW w:type="dxa" w:w="1440"/>
-          </w:tcPr>
-          <w:p>
-            <w:r>
-              <w:t>8.38</w:t>
+              <w:t>30/08/2026 22:57:56</w:t>
+            </w:r>
+          </w:p>
+        </w:tc>
+        <w:tc>
+          <w:tcPr>
+            <w:tcW w:type="dxa" w:w="1440"/>
+          </w:tcPr>
+          <w:p>
+            <w:r>
+              <w:t>8.37</w:t>
             </w:r>
           </w:p>
         </w:tc>
@@ -404,17 +404,17 @@
           </w:tcPr>
           <w:p>
             <w:r>
-              <w:t>30/08/2026 22:05:36</w:t>
-            </w:r>
-          </w:p>
-        </w:tc>
-        <w:tc>
-          <w:tcPr>
-            <w:tcW w:type="dxa" w:w="1440"/>
-          </w:tcPr>
-          <w:p>
-            <w:r>
-              <w:t>15.51</w:t>
+              <w:t>30/08/2026 22:58:15</w:t>
+            </w:r>
+          </w:p>
+        </w:tc>
+        <w:tc>
+          <w:tcPr>
+            <w:tcW w:type="dxa" w:w="1440"/>
+          </w:tcPr>
+          <w:p>
+            <w:r>
+              <w:t>15.49</w:t>
             </w:r>
           </w:p>
         </w:tc>
@@ -462,17 +462,17 @@
           </w:tcPr>
           <w:p>
             <w:r>
-              <w:t>30/08/2026 22:05:51</w:t>
-            </w:r>
-          </w:p>
-        </w:tc>
-        <w:tc>
-          <w:tcPr>
-            <w:tcW w:type="dxa" w:w="1440"/>
-          </w:tcPr>
-          <w:p>
-            <w:r>
-              <w:t>12.22</w:t>
+              <w:t>30/08/2026 22:58:30</w:t>
+            </w:r>
+          </w:p>
+        </w:tc>
+        <w:tc>
+          <w:tcPr>
+            <w:tcW w:type="dxa" w:w="1440"/>
+          </w:tcPr>
+          <w:p>
+            <w:r>
+              <w:t>11.98</w:t>
             </w:r>
           </w:p>
         </w:tc>
@@ -520,17 +520,17 @@
           </w:tcPr>
           <w:p>
             <w:r>
-              <w:t>30/08/2026 22:06:10</w:t>
-            </w:r>
-          </w:p>
-        </w:tc>
-        <w:tc>
-          <w:tcPr>
-            <w:tcW w:type="dxa" w:w="1440"/>
-          </w:tcPr>
-          <w:p>
-            <w:r>
-              <w:t>15.00</w:t>
+              <w:t>30/08/2026 22:58:49</w:t>
+            </w:r>
+          </w:p>
+        </w:tc>
+        <w:tc>
+          <w:tcPr>
+            <w:tcW w:type="dxa" w:w="1440"/>
+          </w:tcPr>
+          <w:p>
+            <w:r>
+              <w:t>14.97</w:t>
             </w:r>
           </w:p>
         </w:tc>
@@ -578,17 +578,17 @@
           </w:tcPr>
           <w:p>
             <w:r>
-              <w:t>30/08/2026 22:06:25</w:t>
-            </w:r>
-          </w:p>
-        </w:tc>
-        <w:tc>
-          <w:tcPr>
-            <w:tcW w:type="dxa" w:w="1440"/>
-          </w:tcPr>
-          <w:p>
-            <w:r>
-              <w:t>12.03</w:t>
+              <w:t>30/08/2026 22:59:04</w:t>
+            </w:r>
+          </w:p>
+        </w:tc>
+        <w:tc>
+          <w:tcPr>
+            <w:tcW w:type="dxa" w:w="1440"/>
+          </w:tcPr>
+          <w:p>
+            <w:r>
+              <w:t>12.08</w:t>
             </w:r>
           </w:p>
         </w:tc>
@@ -636,17 +636,17 @@
           </w:tcPr>
           <w:p>
             <w:r>
-              <w:t>30/08/2026 22:06:43</w:t>
-            </w:r>
-          </w:p>
-        </w:tc>
-        <w:tc>
-          <w:tcPr>
-            <w:tcW w:type="dxa" w:w="1440"/>
-          </w:tcPr>
-          <w:p>
-            <w:r>
-              <w:t>14.58</w:t>
+              <w:t>30/08/2026 22:59:22</w:t>
+            </w:r>
+          </w:p>
+        </w:tc>
+        <w:tc>
+          <w:tcPr>
+            <w:tcW w:type="dxa" w:w="1440"/>
+          </w:tcPr>
+          <w:p>
+            <w:r>
+              <w:t>14.59</w:t>
             </w:r>
           </w:p>
         </w:tc>
@@ -694,17 +694,17 @@
           </w:tcPr>
           <w:p>
             <w:r>
-              <w:t>30/08/2026 22:06:53</w:t>
-            </w:r>
-          </w:p>
-        </w:tc>
-        <w:tc>
-          <w:tcPr>
-            <w:tcW w:type="dxa" w:w="1440"/>
-          </w:tcPr>
-          <w:p>
-            <w:r>
-              <w:t>6.96</w:t>
+              <w:t>30/08/2026 22:59:32</w:t>
+            </w:r>
+          </w:p>
+        </w:tc>
+        <w:tc>
+          <w:tcPr>
+            <w:tcW w:type="dxa" w:w="1440"/>
+          </w:tcPr>
+          <w:p>
+            <w:r>
+              <w:t>6.94</w:t>
             </w:r>
           </w:p>
         </w:tc>
@@ -752,17 +752,17 @@
           </w:tcPr>
           <w:p>
             <w:r>
-              <w:t>30/08/2026 22:07:03</w:t>
-            </w:r>
-          </w:p>
-        </w:tc>
-        <w:tc>
-          <w:tcPr>
-            <w:tcW w:type="dxa" w:w="1440"/>
-          </w:tcPr>
-          <w:p>
-            <w:r>
-              <w:t>7.14</w:t>
+              <w:t>30/08/2026 22:59:42</w:t>
+            </w:r>
+          </w:p>
+        </w:tc>
+        <w:tc>
+          <w:tcPr>
+            <w:tcW w:type="dxa" w:w="1440"/>
+          </w:tcPr>
+          <w:p>
+            <w:r>
+              <w:t>7.21</w:t>
             </w:r>
           </w:p>
         </w:tc>
@@ -810,17 +810,17 @@
           </w:tcPr>
           <w:p>
             <w:r>
-              <w:t>30/08/2026 22:07:24</w:t>
-            </w:r>
-          </w:p>
-        </w:tc>
-        <w:tc>
-          <w:tcPr>
-            <w:tcW w:type="dxa" w:w="1440"/>
-          </w:tcPr>
-          <w:p>
-            <w:r>
-              <w:t>17.78</w:t>
+              <w:t>30/08/2026 23:00:03</w:t>
+            </w:r>
+          </w:p>
+        </w:tc>
+        <w:tc>
+          <w:tcPr>
+            <w:tcW w:type="dxa" w:w="1440"/>
+          </w:tcPr>
+          <w:p>
+            <w:r>
+              <w:t>17.83</w:t>
             </w:r>
           </w:p>
         </w:tc>
@@ -870,17 +870,17 @@
           </w:tcPr>
           <w:p>
             <w:r>
-              <w:t>30/08/2026 22:07:54</w:t>
-            </w:r>
-          </w:p>
-        </w:tc>
-        <w:tc>
-          <w:tcPr>
-            <w:tcW w:type="dxa" w:w="1440"/>
-          </w:tcPr>
-          <w:p>
-            <w:r>
-              <w:t>26.78</w:t>
+              <w:t>30/08/2026 23:00:33</w:t>
+            </w:r>
+          </w:p>
+        </w:tc>
+        <w:tc>
+          <w:tcPr>
+            <w:tcW w:type="dxa" w:w="1440"/>
+          </w:tcPr>
+          <w:p>
+            <w:r>
+              <w:t>26.75</w:t>
             </w:r>
           </w:p>
         </w:tc>
@@ -1024,7 +1024,7 @@
           </w:tcPr>
           <w:p>
             <w:r>
-              <w:t>30/08/2026 22:05:02</w:t>
+              <w:t>30/08/2026 22:57:41</w:t>
             </w:r>
           </w:p>
         </w:tc>
@@ -1084,7 +1084,7 @@
           </w:tcPr>
           <w:p>
             <w:r>
-              <w:t>30/08/2026 22:05:02</w:t>
+              <w:t>30/08/2026 22:57:41</w:t>
             </w:r>
           </w:p>
         </w:tc>
@@ -1144,7 +1144,7 @@
           </w:tcPr>
           <w:p>
             <w:r>
-              <w:t>30/08/2026 22:05:05</w:t>
+              <w:t>30/08/2026 22:57:45</w:t>
             </w:r>
           </w:p>
         </w:tc>
@@ -1204,7 +1204,7 @@
           </w:tcPr>
           <w:p>
             <w:r>
-              <w:t>30/08/2026 22:05:05</w:t>
+              <w:t>30/08/2026 22:57:45</w:t>
             </w:r>
           </w:p>
         </w:tc>
@@ -1266,7 +1266,7 @@
           </w:tcPr>
           <w:p>
             <w:r>
-              <w:t>30/08/2026 22:05:05</w:t>
+              <w:t>30/08/2026 22:57:45</w:t>
             </w:r>
           </w:p>
         </w:tc>
@@ -1326,7 +1326,7 @@
           </w:tcPr>
           <w:p>
             <w:r>
-              <w:t>30/08/2026 22:05:05</w:t>
+              <w:t>30/08/2026 22:57:45</w:t>
             </w:r>
           </w:p>
         </w:tc>
@@ -1388,7 +1388,7 @@
           </w:tcPr>
           <w:p>
             <w:r>
-              <w:t>30/08/2026 22:05:05</w:t>
+              <w:t>30/08/2026 22:57:45</w:t>
             </w:r>
           </w:p>
         </w:tc>
@@ -1448,7 +1448,7 @@
           </w:tcPr>
           <w:p>
             <w:r>
-              <w:t>30/08/2026 22:05:11</w:t>
+              <w:t>30/08/2026 22:57:50</w:t>
             </w:r>
           </w:p>
         </w:tc>
@@ -1508,7 +1508,7 @@
           </w:tcPr>
           <w:p>
             <w:r>
-              <w:t>30/08/2026 22:05:14</w:t>
+              <w:t>30/08/2026 22:57:53</w:t>
             </w:r>
           </w:p>
         </w:tc>
@@ -1568,7 +1568,7 @@
           </w:tcPr>
           <w:p>
             <w:r>
-              <w:t>30/08/2026 22:05:17</w:t>
+              <w:t>30/08/2026 22:57:56</w:t>
             </w:r>
           </w:p>
         </w:tc>
@@ -1628,7 +1628,7 @@
           </w:tcPr>
           <w:p>
             <w:r>
-              <w:t>30/08/2026 22:05:17</w:t>
+              <w:t>30/08/2026 22:57:56</w:t>
             </w:r>
           </w:p>
         </w:tc>
@@ -1690,7 +1690,7 @@
           </w:tcPr>
           <w:p>
             <w:r>
-              <w:t>30/08/2026 22:05:17</w:t>
+              <w:t>30/08/2026 22:57:56</w:t>
             </w:r>
           </w:p>
         </w:tc>
@@ -1752,7 +1752,7 @@
           </w:tcPr>
           <w:p>
             <w:r>
-              <w:t>30/08/2026 22:05:17</w:t>
+              <w:t>30/08/2026 22:57:56</w:t>
             </w:r>
           </w:p>
         </w:tc>
@@ -1814,7 +1814,7 @@
           </w:tcPr>
           <w:p>
             <w:r>
-              <w:t>30/08/2026 22:05:17</w:t>
+              <w:t>30/08/2026 22:57:56</w:t>
             </w:r>
           </w:p>
         </w:tc>
@@ -1874,7 +1874,7 @@
           </w:tcPr>
           <w:p>
             <w:r>
-              <w:t>30/08/2026 22:05:22</w:t>
+              <w:t>30/08/2026 22:58:02</w:t>
             </w:r>
           </w:p>
         </w:tc>
@@ -1934,7 +1934,7 @@
           </w:tcPr>
           <w:p>
             <w:r>
-              <w:t>30/08/2026 22:05:26</w:t>
+              <w:t>30/08/2026 22:58:05</w:t>
             </w:r>
           </w:p>
         </w:tc>
@@ -1994,7 +1994,7 @@
           </w:tcPr>
           <w:p>
             <w:r>
-              <w:t>30/08/2026 22:05:29</w:t>
+              <w:t>30/08/2026 22:58:09</w:t>
             </w:r>
           </w:p>
         </w:tc>
@@ -2056,7 +2056,7 @@
           </w:tcPr>
           <w:p>
             <w:r>
-              <w:t>30/08/2026 22:05:29</w:t>
+              <w:t>30/08/2026 22:58:09</w:t>
             </w:r>
           </w:p>
         </w:tc>
@@ -2116,7 +2116,7 @@
           </w:tcPr>
           <w:p>
             <w:r>
-              <w:t>30/08/2026 22:05:29</w:t>
+              <w:t>30/08/2026 22:58:09</w:t>
             </w:r>
           </w:p>
         </w:tc>
@@ -2176,7 +2176,7 @@
           </w:tcPr>
           <w:p>
             <w:r>
-              <w:t>30/08/2026 22:05:30</w:t>
+              <w:t>30/08/2026 22:58:09</w:t>
             </w:r>
           </w:p>
         </w:tc>
@@ -2236,7 +2236,7 @@
           </w:tcPr>
           <w:p>
             <w:r>
-              <w:t>30/08/2026 22:05:30</w:t>
+              <w:t>30/08/2026 22:58:09</w:t>
             </w:r>
           </w:p>
         </w:tc>
@@ -2296,7 +2296,7 @@
           </w:tcPr>
           <w:p>
             <w:r>
-              <w:t>30/08/2026 22:05:32</w:t>
+              <w:t>30/08/2026 22:58:11</w:t>
             </w:r>
           </w:p>
         </w:tc>
@@ -2356,7 +2356,7 @@
           </w:tcPr>
           <w:p>
             <w:r>
-              <w:t>30/08/2026 22:05:36</w:t>
+              <w:t>30/08/2026 22:58:15</w:t>
             </w:r>
           </w:p>
         </w:tc>
@@ -2416,7 +2416,7 @@
           </w:tcPr>
           <w:p>
             <w:r>
-              <w:t>30/08/2026 22:05:36</w:t>
+              <w:t>30/08/2026 22:58:15</w:t>
             </w:r>
           </w:p>
         </w:tc>
@@ -2478,7 +2478,7 @@
           </w:tcPr>
           <w:p>
             <w:r>
-              <w:t>30/08/2026 22:05:41</w:t>
+              <w:t>30/08/2026 22:58:20</w:t>
             </w:r>
           </w:p>
         </w:tc>
@@ -2538,7 +2538,7 @@
           </w:tcPr>
           <w:p>
             <w:r>
-              <w:t>30/08/2026 22:05:44</w:t>
+              <w:t>30/08/2026 22:58:24</w:t>
             </w:r>
           </w:p>
         </w:tc>
@@ -2598,7 +2598,7 @@
           </w:tcPr>
           <w:p>
             <w:r>
-              <w:t>30/08/2026 22:05:47</w:t>
+              <w:t>30/08/2026 22:58:27</w:t>
             </w:r>
           </w:p>
         </w:tc>
@@ -2658,7 +2658,7 @@
           </w:tcPr>
           <w:p>
             <w:r>
-              <w:t>30/08/2026 22:05:51</w:t>
+              <w:t>30/08/2026 22:58:30</w:t>
             </w:r>
           </w:p>
         </w:tc>
@@ -2718,7 +2718,7 @@
           </w:tcPr>
           <w:p>
             <w:r>
-              <w:t>30/08/2026 22:05:51</w:t>
+              <w:t>30/08/2026 22:58:30</w:t>
             </w:r>
           </w:p>
         </w:tc>
@@ -2780,7 +2780,7 @@
           </w:tcPr>
           <w:p>
             <w:r>
-              <w:t>30/08/2026 22:05:51</w:t>
+              <w:t>30/08/2026 22:58:30</w:t>
             </w:r>
           </w:p>
         </w:tc>
@@ -2842,7 +2842,7 @@
           </w:tcPr>
           <w:p>
             <w:r>
-              <w:t>30/08/2026 22:05:57</w:t>
+              <w:t>30/08/2026 22:58:36</w:t>
             </w:r>
           </w:p>
         </w:tc>
@@ -2902,7 +2902,7 @@
           </w:tcPr>
           <w:p>
             <w:r>
-              <w:t>30/08/2026 22:06:00</w:t>
+              <w:t>30/08/2026 22:58:39</w:t>
             </w:r>
           </w:p>
         </w:tc>
@@ -2962,7 +2962,7 @@
           </w:tcPr>
           <w:p>
             <w:r>
-              <w:t>30/08/2026 22:06:03</w:t>
+              <w:t>30/08/2026 22:58:42</w:t>
             </w:r>
           </w:p>
         </w:tc>
@@ -3022,7 +3022,7 @@
           </w:tcPr>
           <w:p>
             <w:r>
-              <w:t>30/08/2026 22:06:03</w:t>
+              <w:t>30/08/2026 22:58:42</w:t>
             </w:r>
           </w:p>
         </w:tc>
@@ -3082,7 +3082,7 @@
           </w:tcPr>
           <w:p>
             <w:r>
-              <w:t>30/08/2026 22:06:07</w:t>
+              <w:t>30/08/2026 22:58:46</w:t>
             </w:r>
           </w:p>
         </w:tc>
@@ -3142,7 +3142,7 @@
           </w:tcPr>
           <w:p>
             <w:r>
-              <w:t>30/08/2026 22:06:10</w:t>
+              <w:t>30/08/2026 22:58:49</w:t>
             </w:r>
           </w:p>
         </w:tc>
@@ -3204,7 +3204,7 @@
           </w:tcPr>
           <w:p>
             <w:r>
-              <w:t>30/08/2026 22:06:10</w:t>
+              <w:t>30/08/2026 22:58:49</w:t>
             </w:r>
           </w:p>
         </w:tc>
@@ -3264,7 +3264,7 @@
           </w:tcPr>
           <w:p>
             <w:r>
-              <w:t>30/08/2026 22:06:10</w:t>
+              <w:t>30/08/2026 22:58:49</w:t>
             </w:r>
           </w:p>
         </w:tc>
@@ -3324,7 +3324,7 @@
           </w:tcPr>
           <w:p>
             <w:r>
-              <w:t>30/08/2026 22:06:15</w:t>
+              <w:t>30/08/2026 22:58:54</w:t>
             </w:r>
           </w:p>
         </w:tc>
@@ -3384,7 +3384,7 @@
           </w:tcPr>
           <w:p>
             <w:r>
-              <w:t>30/08/2026 22:06:18</w:t>
+              <w:t>30/08/2026 22:58:57</w:t>
             </w:r>
           </w:p>
         </w:tc>
@@ -3444,7 +3444,7 @@
           </w:tcPr>
           <w:p>
             <w:r>
-              <w:t>30/08/2026 22:06:21</w:t>
+              <w:t>30/08/2026 22:59:00</w:t>
             </w:r>
           </w:p>
         </w:tc>
@@ -3504,7 +3504,7 @@
           </w:tcPr>
           <w:p>
             <w:r>
-              <w:t>30/08/2026 22:06:21</w:t>
+              <w:t>30/08/2026 22:59:00</w:t>
             </w:r>
           </w:p>
         </w:tc>
@@ -3564,7 +3564,7 @@
           </w:tcPr>
           <w:p>
             <w:r>
-              <w:t>30/08/2026 22:06:25</w:t>
+              <w:t>30/08/2026 22:59:04</w:t>
             </w:r>
           </w:p>
         </w:tc>
@@ -3624,7 +3624,7 @@
           </w:tcPr>
           <w:p>
             <w:r>
-              <w:t>30/08/2026 22:06:25</w:t>
+              <w:t>30/08/2026 22:59:04</w:t>
             </w:r>
           </w:p>
         </w:tc>
@@ -3686,7 +3686,7 @@
           </w:tcPr>
           <w:p>
             <w:r>
-              <w:t>30/08/2026 22:06:25</w:t>
+              <w:t>30/08/2026 22:59:04</w:t>
             </w:r>
           </w:p>
         </w:tc>
@@ -3746,7 +3746,7 @@
           </w:tcPr>
           <w:p>
             <w:r>
-              <w:t>30/08/2026 22:06:25</w:t>
+              <w:t>30/08/2026 22:59:04</w:t>
             </w:r>
           </w:p>
         </w:tc>
@@ -3806,7 +3806,7 @@
           </w:tcPr>
           <w:p>
             <w:r>
-              <w:t>30/08/2026 22:06:30</w:t>
+              <w:t>30/08/2026 22:59:09</w:t>
             </w:r>
           </w:p>
         </w:tc>
@@ -3866,7 +3866,7 @@
           </w:tcPr>
           <w:p>
             <w:r>
-              <w:t>30/08/2026 22:06:30</w:t>
+              <w:t>30/08/2026 22:59:09</w:t>
             </w:r>
           </w:p>
         </w:tc>
@@ -3926,7 +3926,7 @@
           </w:tcPr>
           <w:p>
             <w:r>
-              <w:t>30/08/2026 22:06:33</w:t>
+              <w:t>30/08/2026 22:59:12</w:t>
             </w:r>
           </w:p>
         </w:tc>
@@ -3986,7 +3986,7 @@
           </w:tcPr>
           <w:p>
             <w:r>
-              <w:t>30/08/2026 22:06:34</w:t>
+              <w:t>30/08/2026 22:59:13</w:t>
             </w:r>
           </w:p>
         </w:tc>
@@ -4046,7 +4046,7 @@
           </w:tcPr>
           <w:p>
             <w:r>
-              <w:t>30/08/2026 22:06:35</w:t>
+              <w:t>30/08/2026 22:59:14</w:t>
             </w:r>
           </w:p>
         </w:tc>
@@ -4066,7 +4066,7 @@
           </w:tcPr>
           <w:p>
             <w:r>
-              <w:t>Drug name: Selenium Drug Valid 1788102388</w:t>
+              <w:t>Drug name: Selenium Drug Valid 1788105547</w:t>
             </w:r>
           </w:p>
         </w:tc>
@@ -4108,7 +4108,7 @@
           </w:tcPr>
           <w:p>
             <w:r>
-              <w:t>30/08/2026 22:06:35</w:t>
+              <w:t>30/08/2026 22:59:14</w:t>
             </w:r>
           </w:p>
         </w:tc>
@@ -4168,7 +4168,7 @@
           </w:tcPr>
           <w:p>
             <w:r>
-              <w:t>30/08/2026 22:06:36</w:t>
+              <w:t>30/08/2026 22:59:15</w:t>
             </w:r>
           </w:p>
         </w:tc>
@@ -4228,7 +4228,7 @@
           </w:tcPr>
           <w:p>
             <w:r>
-              <w:t>30/08/2026 22:06:39</w:t>
+              <w:t>30/08/2026 22:59:18</w:t>
             </w:r>
           </w:p>
         </w:tc>
@@ -4288,17 +4288,17 @@
           </w:tcPr>
           <w:p>
             <w:r>
-              <w:t>30/08/2026 22:06:43</w:t>
-            </w:r>
-          </w:p>
-        </w:tc>
-        <w:tc>
-          <w:tcPr>
-            <w:tcW w:type="dxa" w:w="1440"/>
-          </w:tcPr>
-          <w:p>
-            <w:r>
-              <w:t>Tìm kiếm thuốc vừa thêm: Selenium Drug Valid 1788102388</w:t>
+              <w:t>30/08/2026 22:59:22</w:t>
+            </w:r>
+          </w:p>
+        </w:tc>
+        <w:tc>
+          <w:tcPr>
+            <w:tcW w:type="dxa" w:w="1440"/>
+          </w:tcPr>
+          <w:p>
+            <w:r>
+              <w:t>Tìm kiếm thuốc vừa thêm: Selenium Drug Valid 1788105547</w:t>
             </w:r>
           </w:p>
         </w:tc>
@@ -4348,7 +4348,7 @@
           </w:tcPr>
           <w:p>
             <w:r>
-              <w:t>30/08/2026 22:06:43</w:t>
+              <w:t>30/08/2026 22:59:22</w:t>
             </w:r>
           </w:p>
         </w:tc>
@@ -4368,7 +4368,7 @@
           </w:tcPr>
           <w:p>
             <w:r>
-              <w:t>{'name': 'Selenium Drug Valid 1788102388\nViên nén', 'category': 'Vitamin và khoáng chất', 'price': '12.000đ', 'stock': '107', 'production_date': '20/8/2026', 'expiry_date': '20/8/2027', 'status': 'Còn hạn'}</w:t>
+              <w:t>{'name': 'Selenium Drug Valid 1788105547\nViên nén', 'category': 'Vitamin và khoáng chất', 'price': '12.000đ', 'stock': '107', 'production_date': '20/8/2026', 'expiry_date': '20/8/2027', 'status': 'Còn hạn'}</w:t>
             </w:r>
           </w:p>
         </w:tc>
@@ -4410,7 +4410,7 @@
           </w:tcPr>
           <w:p>
             <w:r>
-              <w:t>30/08/2026 22:06:48</w:t>
+              <w:t>30/08/2026 22:59:27</w:t>
             </w:r>
           </w:p>
         </w:tc>
@@ -4470,7 +4470,7 @@
           </w:tcPr>
           <w:p>
             <w:r>
-              <w:t>30/08/2026 22:06:48</w:t>
+              <w:t>30/08/2026 22:59:27</w:t>
             </w:r>
           </w:p>
         </w:tc>
@@ -4530,7 +4530,7 @@
           </w:tcPr>
           <w:p>
             <w:r>
-              <w:t>30/08/2026 22:06:51</w:t>
+              <w:t>30/08/2026 22:59:30</w:t>
             </w:r>
           </w:p>
         </w:tc>
@@ -4590,7 +4590,7 @@
           </w:tcPr>
           <w:p>
             <w:r>
-              <w:t>30/08/2026 22:06:52</w:t>
+              <w:t>30/08/2026 22:59:31</w:t>
             </w:r>
           </w:p>
         </w:tc>
@@ -4650,7 +4650,7 @@
           </w:tcPr>
           <w:p>
             <w:r>
-              <w:t>30/08/2026 22:06:52</w:t>
+              <w:t>30/08/2026 22:59:31</w:t>
             </w:r>
           </w:p>
         </w:tc>
@@ -4710,7 +4710,7 @@
           </w:tcPr>
           <w:p>
             <w:r>
-              <w:t>30/08/2026 22:06:53</w:t>
+              <w:t>30/08/2026 22:59:32</w:t>
             </w:r>
           </w:p>
         </w:tc>
@@ -4770,7 +4770,7 @@
           </w:tcPr>
           <w:p>
             <w:r>
-              <w:t>30/08/2026 22:06:53</w:t>
+              <w:t>30/08/2026 22:59:32</w:t>
             </w:r>
           </w:p>
         </w:tc>
@@ -4830,7 +4830,7 @@
           </w:tcPr>
           <w:p>
             <w:r>
-              <w:t>30/08/2026 22:06:53</w:t>
+              <w:t>30/08/2026 22:59:32</w:t>
             </w:r>
           </w:p>
         </w:tc>
@@ -4892,7 +4892,7 @@
           </w:tcPr>
           <w:p>
             <w:r>
-              <w:t>30/08/2026 22:06:53</w:t>
+              <w:t>30/08/2026 22:59:32</w:t>
             </w:r>
           </w:p>
         </w:tc>
@@ -4952,7 +4952,7 @@
           </w:tcPr>
           <w:p>
             <w:r>
-              <w:t>30/08/2026 22:06:58</w:t>
+              <w:t>30/08/2026 22:59:37</w:t>
             </w:r>
           </w:p>
         </w:tc>
@@ -5012,7 +5012,7 @@
           </w:tcPr>
           <w:p>
             <w:r>
-              <w:t>30/08/2026 22:06:58</w:t>
+              <w:t>30/08/2026 22:59:37</w:t>
             </w:r>
           </w:p>
         </w:tc>
@@ -5072,7 +5072,7 @@
           </w:tcPr>
           <w:p>
             <w:r>
-              <w:t>30/08/2026 22:07:01</w:t>
+              <w:t>30/08/2026 22:59:40</w:t>
             </w:r>
           </w:p>
         </w:tc>
@@ -5132,7 +5132,7 @@
           </w:tcPr>
           <w:p>
             <w:r>
-              <w:t>30/08/2026 22:07:02</w:t>
+              <w:t>30/08/2026 22:59:41</w:t>
             </w:r>
           </w:p>
         </w:tc>
@@ -5192,7 +5192,7 @@
           </w:tcPr>
           <w:p>
             <w:r>
-              <w:t>30/08/2026 22:07:03</w:t>
+              <w:t>30/08/2026 22:59:42</w:t>
             </w:r>
           </w:p>
         </w:tc>
@@ -5212,7 +5212,7 @@
           </w:tcPr>
           <w:p>
             <w:r>
-              <w:t>Drug name: Selenium Drug Negative 1788102416</w:t>
+              <w:t>Drug name: Selenium Drug Negative 1788105575</w:t>
             </w:r>
           </w:p>
         </w:tc>
@@ -5254,7 +5254,7 @@
           </w:tcPr>
           <w:p>
             <w:r>
-              <w:t>30/08/2026 22:07:03</w:t>
+              <w:t>30/08/2026 22:59:42</w:t>
             </w:r>
           </w:p>
         </w:tc>
@@ -5314,7 +5314,7 @@
           </w:tcPr>
           <w:p>
             <w:r>
-              <w:t>30/08/2026 22:07:03</w:t>
+              <w:t>30/08/2026 22:59:42</w:t>
             </w:r>
           </w:p>
         </w:tc>
@@ -5374,7 +5374,7 @@
           </w:tcPr>
           <w:p>
             <w:r>
-              <w:t>30/08/2026 22:07:03</w:t>
+              <w:t>30/08/2026 22:59:42</w:t>
             </w:r>
           </w:p>
         </w:tc>
@@ -5434,7 +5434,7 @@
           </w:tcPr>
           <w:p>
             <w:r>
-              <w:t>30/08/2026 22:07:03</w:t>
+              <w:t>30/08/2026 22:59:42</w:t>
             </w:r>
           </w:p>
         </w:tc>
@@ -5494,7 +5494,7 @@
           </w:tcPr>
           <w:p>
             <w:r>
-              <w:t>30/08/2026 22:07:03</w:t>
+              <w:t>30/08/2026 22:59:42</w:t>
             </w:r>
           </w:p>
         </w:tc>
@@ -5556,7 +5556,7 @@
           </w:tcPr>
           <w:p>
             <w:r>
-              <w:t>30/08/2026 22:07:03</w:t>
+              <w:t>30/08/2026 22:59:42</w:t>
             </w:r>
           </w:p>
         </w:tc>
@@ -5616,7 +5616,7 @@
           </w:tcPr>
           <w:p>
             <w:r>
-              <w:t>30/08/2026 22:07:08</w:t>
+              <w:t>30/08/2026 22:59:47</w:t>
             </w:r>
           </w:p>
         </w:tc>
@@ -5676,7 +5676,7 @@
           </w:tcPr>
           <w:p>
             <w:r>
-              <w:t>30/08/2026 22:07:09</w:t>
+              <w:t>30/08/2026 22:59:48</w:t>
             </w:r>
           </w:p>
         </w:tc>
@@ -5736,7 +5736,7 @@
           </w:tcPr>
           <w:p>
             <w:r>
-              <w:t>30/08/2026 22:07:12</w:t>
+              <w:t>30/08/2026 22:59:51</w:t>
             </w:r>
           </w:p>
         </w:tc>
@@ -5796,7 +5796,7 @@
           </w:tcPr>
           <w:p>
             <w:r>
-              <w:t>30/08/2026 22:07:12</w:t>
+              <w:t>30/08/2026 22:59:51</w:t>
             </w:r>
           </w:p>
         </w:tc>
@@ -5856,7 +5856,7 @@
           </w:tcPr>
           <w:p>
             <w:r>
-              <w:t>30/08/2026 22:07:13</w:t>
+              <w:t>30/08/2026 22:59:52</w:t>
             </w:r>
           </w:p>
         </w:tc>
@@ -5876,7 +5876,7 @@
           </w:tcPr>
           <w:p>
             <w:r>
-              <w:t>Drug name: Selenium Drug Invalid Date 1788102427</w:t>
+              <w:t>Drug name: Selenium Drug Invalid Date 1788105586</w:t>
             </w:r>
           </w:p>
         </w:tc>
@@ -5918,7 +5918,7 @@
           </w:tcPr>
           <w:p>
             <w:r>
-              <w:t>30/08/2026 22:07:13</w:t>
+              <w:t>30/08/2026 22:59:52</w:t>
             </w:r>
           </w:p>
         </w:tc>
@@ -5978,7 +5978,7 @@
           </w:tcPr>
           <w:p>
             <w:r>
-              <w:t>30/08/2026 22:07:13</w:t>
+              <w:t>30/08/2026 22:59:52</w:t>
             </w:r>
           </w:p>
         </w:tc>
@@ -6038,7 +6038,7 @@
           </w:tcPr>
           <w:p>
             <w:r>
-              <w:t>30/08/2026 22:07:14</w:t>
+              <w:t>30/08/2026 22:59:53</w:t>
             </w:r>
           </w:p>
         </w:tc>
@@ -6098,7 +6098,7 @@
           </w:tcPr>
           <w:p>
             <w:r>
-              <w:t>30/08/2026 22:07:14</w:t>
+              <w:t>30/08/2026 22:59:53</w:t>
             </w:r>
           </w:p>
         </w:tc>
@@ -6160,7 +6160,7 @@
           </w:tcPr>
           <w:p>
             <w:r>
-              <w:t>30/08/2026 22:07:14</w:t>
+              <w:t>30/08/2026 22:59:53</w:t>
             </w:r>
           </w:p>
         </w:tc>
@@ -6222,7 +6222,7 @@
           </w:tcPr>
           <w:p>
             <w:r>
-              <w:t>30/08/2026 22:07:34</w:t>
+              <w:t>30/08/2026 23:00:13</w:t>
             </w:r>
           </w:p>
         </w:tc>
@@ -6282,7 +6282,7 @@
           </w:tcPr>
           <w:p>
             <w:r>
-              <w:t>30/08/2026 22:07:34</w:t>
+              <w:t>30/08/2026 23:00:13</w:t>
             </w:r>
           </w:p>
         </w:tc>
@@ -6342,7 +6342,7 @@
           </w:tcPr>
           <w:p>
             <w:r>
-              <w:t>30/08/2026 22:07:38</w:t>
+              <w:t>30/08/2026 23:00:17</w:t>
             </w:r>
           </w:p>
         </w:tc>
@@ -6402,7 +6402,7 @@
           </w:tcPr>
           <w:p>
             <w:r>
-              <w:t>30/08/2026 22:07:42</w:t>
+              <w:t>30/08/2026 23:00:21</w:t>
             </w:r>
           </w:p>
         </w:tc>
@@ -6422,7 +6422,7 @@
           </w:tcPr>
           <w:p>
             <w:r>
-              <w:t>Drug: Selenium Drug Delete 1788102448</w:t>
+              <w:t>Drug: Selenium Drug Delete 1788105607</w:t>
             </w:r>
           </w:p>
         </w:tc>
@@ -6464,7 +6464,7 @@
           </w:tcPr>
           <w:p>
             <w:r>
-              <w:t>30/08/2026 22:07:42</w:t>
+              <w:t>30/08/2026 23:00:21</w:t>
             </w:r>
           </w:p>
         </w:tc>
@@ -6524,7 +6524,7 @@
           </w:tcPr>
           <w:p>
             <w:r>
-              <w:t>30/08/2026 22:07:45</w:t>
+              <w:t>30/08/2026 23:00:24</w:t>
             </w:r>
           </w:p>
         </w:tc>
@@ -6584,7 +6584,7 @@
           </w:tcPr>
           <w:p>
             <w:r>
-              <w:t>30/08/2026 22:07:48</w:t>
+              <w:t>30/08/2026 23:00:27</w:t>
             </w:r>
           </w:p>
         </w:tc>
@@ -6644,7 +6644,7 @@
           </w:tcPr>
           <w:p>
             <w:r>
-              <w:t>30/08/2026 22:07:51</w:t>
+              <w:t>30/08/2026 23:00:30</w:t>
             </w:r>
           </w:p>
         </w:tc>
@@ -6704,7 +6704,7 @@
           </w:tcPr>
           <w:p>
             <w:r>
-              <w:t>30/08/2026 22:07:54</w:t>
+              <w:t>30/08/2026 23:00:33</w:t>
             </w:r>
           </w:p>
         </w:tc>

--- a/Selenium_WebDriver/reports/Drug_Category_Test_Report.docx
+++ b/Selenium_WebDriver/reports/Drug_Category_Test_Report.docx
@@ -28,7 +28,7 @@
           <w:color w:val="000000"/>
           <w:sz w:val="26"/>
         </w:rPr>
-        <w:t>Thời gian tạo báo cáo: 06/09/2026 19:42:38</w:t>
+        <w:t>Thời gian tạo báo cáo: 07/09/2026 19:12:19</w:t>
       </w:r>
     </w:p>
     <w:p/>
@@ -410,22 +410,22 @@
                 <w:color w:val="000000"/>
                 <w:sz w:val="26"/>
               </w:rPr>
-              <w:t>06/09/2026 19:19:21</w:t>
-            </w:r>
-          </w:p>
-        </w:tc>
-        <w:tc>
-          <w:tcPr>
-            <w:tcW w:type="dxa" w:w="1440"/>
-          </w:tcPr>
-          <w:p>
-            <w:r>
-              <w:rPr>
-                <w:rFonts w:ascii="Times New Roman" w:hAnsi="Times New Roman" w:eastAsia="Times New Roman"/>
-                <w:color w:val="000000"/>
-                <w:sz w:val="26"/>
-              </w:rPr>
-              <w:t>5.45</w:t>
+              <w:t>07/09/2026 18:59:08</w:t>
+            </w:r>
+          </w:p>
+        </w:tc>
+        <w:tc>
+          <w:tcPr>
+            <w:tcW w:type="dxa" w:w="1440"/>
+          </w:tcPr>
+          <w:p>
+            <w:r>
+              <w:rPr>
+                <w:rFonts w:ascii="Times New Roman" w:hAnsi="Times New Roman" w:eastAsia="Times New Roman"/>
+                <w:color w:val="000000"/>
+                <w:sz w:val="26"/>
+              </w:rPr>
+              <w:t>4.99</w:t>
             </w:r>
           </w:p>
         </w:tc>
@@ -500,22 +500,22 @@
                 <w:color w:val="000000"/>
                 <w:sz w:val="26"/>
               </w:rPr>
-              <w:t>06/09/2026 19:19:32</w:t>
-            </w:r>
-          </w:p>
-        </w:tc>
-        <w:tc>
-          <w:tcPr>
-            <w:tcW w:type="dxa" w:w="1440"/>
-          </w:tcPr>
-          <w:p>
-            <w:r>
-              <w:rPr>
-                <w:rFonts w:ascii="Times New Roman" w:hAnsi="Times New Roman" w:eastAsia="Times New Roman"/>
-                <w:color w:val="000000"/>
-                <w:sz w:val="26"/>
-              </w:rPr>
-              <w:t>8.34</w:t>
+              <w:t>07/09/2026 18:59:19</w:t>
+            </w:r>
+          </w:p>
+        </w:tc>
+        <w:tc>
+          <w:tcPr>
+            <w:tcW w:type="dxa" w:w="1440"/>
+          </w:tcPr>
+          <w:p>
+            <w:r>
+              <w:rPr>
+                <w:rFonts w:ascii="Times New Roman" w:hAnsi="Times New Roman" w:eastAsia="Times New Roman"/>
+                <w:color w:val="000000"/>
+                <w:sz w:val="26"/>
+              </w:rPr>
+              <w:t>7.84</w:t>
             </w:r>
           </w:p>
         </w:tc>
@@ -590,22 +590,22 @@
                 <w:color w:val="000000"/>
                 <w:sz w:val="26"/>
               </w:rPr>
-              <w:t>06/09/2026 19:19:52</w:t>
-            </w:r>
-          </w:p>
-        </w:tc>
-        <w:tc>
-          <w:tcPr>
-            <w:tcW w:type="dxa" w:w="1440"/>
-          </w:tcPr>
-          <w:p>
-            <w:r>
-              <w:rPr>
-                <w:rFonts w:ascii="Times New Roman" w:hAnsi="Times New Roman" w:eastAsia="Times New Roman"/>
-                <w:color w:val="000000"/>
-                <w:sz w:val="26"/>
-              </w:rPr>
-              <w:t>16.10</w:t>
+              <w:t>07/09/2026 18:59:38</w:t>
+            </w:r>
+          </w:p>
+        </w:tc>
+        <w:tc>
+          <w:tcPr>
+            <w:tcW w:type="dxa" w:w="1440"/>
+          </w:tcPr>
+          <w:p>
+            <w:r>
+              <w:rPr>
+                <w:rFonts w:ascii="Times New Roman" w:hAnsi="Times New Roman" w:eastAsia="Times New Roman"/>
+                <w:color w:val="000000"/>
+                <w:sz w:val="26"/>
+              </w:rPr>
+              <w:t>14.99</w:t>
             </w:r>
           </w:p>
         </w:tc>
@@ -680,22 +680,22 @@
                 <w:color w:val="000000"/>
                 <w:sz w:val="26"/>
               </w:rPr>
-              <w:t>06/09/2026 19:20:07</w:t>
-            </w:r>
-          </w:p>
-        </w:tc>
-        <w:tc>
-          <w:tcPr>
-            <w:tcW w:type="dxa" w:w="1440"/>
-          </w:tcPr>
-          <w:p>
-            <w:r>
-              <w:rPr>
-                <w:rFonts w:ascii="Times New Roman" w:hAnsi="Times New Roman" w:eastAsia="Times New Roman"/>
-                <w:color w:val="000000"/>
-                <w:sz w:val="26"/>
-              </w:rPr>
-              <w:t>12.09</w:t>
+              <w:t>07/09/2026 18:59:52</w:t>
+            </w:r>
+          </w:p>
+        </w:tc>
+        <w:tc>
+          <w:tcPr>
+            <w:tcW w:type="dxa" w:w="1440"/>
+          </w:tcPr>
+          <w:p>
+            <w:r>
+              <w:rPr>
+                <w:rFonts w:ascii="Times New Roman" w:hAnsi="Times New Roman" w:eastAsia="Times New Roman"/>
+                <w:color w:val="000000"/>
+                <w:sz w:val="26"/>
+              </w:rPr>
+              <w:t>11.25</w:t>
             </w:r>
           </w:p>
         </w:tc>
@@ -770,22 +770,22 @@
                 <w:color w:val="000000"/>
                 <w:sz w:val="26"/>
               </w:rPr>
-              <w:t>06/09/2026 19:20:25</w:t>
-            </w:r>
-          </w:p>
-        </w:tc>
-        <w:tc>
-          <w:tcPr>
-            <w:tcW w:type="dxa" w:w="1440"/>
-          </w:tcPr>
-          <w:p>
-            <w:r>
-              <w:rPr>
-                <w:rFonts w:ascii="Times New Roman" w:hAnsi="Times New Roman" w:eastAsia="Times New Roman"/>
-                <w:color w:val="000000"/>
-                <w:sz w:val="26"/>
-              </w:rPr>
-              <w:t>15.02</w:t>
+              <w:t>07/09/2026 19:00:09</w:t>
+            </w:r>
+          </w:p>
+        </w:tc>
+        <w:tc>
+          <w:tcPr>
+            <w:tcW w:type="dxa" w:w="1440"/>
+          </w:tcPr>
+          <w:p>
+            <w:r>
+              <w:rPr>
+                <w:rFonts w:ascii="Times New Roman" w:hAnsi="Times New Roman" w:eastAsia="Times New Roman"/>
+                <w:color w:val="000000"/>
+                <w:sz w:val="26"/>
+              </w:rPr>
+              <w:t>14.03</w:t>
             </w:r>
           </w:p>
         </w:tc>
@@ -860,22 +860,22 @@
                 <w:color w:val="000000"/>
                 <w:sz w:val="26"/>
               </w:rPr>
-              <w:t>06/09/2026 19:20:41</w:t>
-            </w:r>
-          </w:p>
-        </w:tc>
-        <w:tc>
-          <w:tcPr>
-            <w:tcW w:type="dxa" w:w="1440"/>
-          </w:tcPr>
-          <w:p>
-            <w:r>
-              <w:rPr>
-                <w:rFonts w:ascii="Times New Roman" w:hAnsi="Times New Roman" w:eastAsia="Times New Roman"/>
-                <w:color w:val="000000"/>
-                <w:sz w:val="26"/>
-              </w:rPr>
-              <w:t>12.13</w:t>
+              <w:t>07/09/2026 19:00:24</w:t>
+            </w:r>
+          </w:p>
+        </w:tc>
+        <w:tc>
+          <w:tcPr>
+            <w:tcW w:type="dxa" w:w="1440"/>
+          </w:tcPr>
+          <w:p>
+            <w:r>
+              <w:rPr>
+                <w:rFonts w:ascii="Times New Roman" w:hAnsi="Times New Roman" w:eastAsia="Times New Roman"/>
+                <w:color w:val="000000"/>
+                <w:sz w:val="26"/>
+              </w:rPr>
+              <w:t>11.12</w:t>
             </w:r>
           </w:p>
         </w:tc>
@@ -950,22 +950,22 @@
                 <w:color w:val="000000"/>
                 <w:sz w:val="26"/>
               </w:rPr>
-              <w:t>06/09/2026 19:20:59</w:t>
-            </w:r>
-          </w:p>
-        </w:tc>
-        <w:tc>
-          <w:tcPr>
-            <w:tcW w:type="dxa" w:w="1440"/>
-          </w:tcPr>
-          <w:p>
-            <w:r>
-              <w:rPr>
-                <w:rFonts w:ascii="Times New Roman" w:hAnsi="Times New Roman" w:eastAsia="Times New Roman"/>
-                <w:color w:val="000000"/>
-                <w:sz w:val="26"/>
-              </w:rPr>
-              <w:t>14.65</w:t>
+              <w:t>07/09/2026 19:00:40</w:t>
+            </w:r>
+          </w:p>
+        </w:tc>
+        <w:tc>
+          <w:tcPr>
+            <w:tcW w:type="dxa" w:w="1440"/>
+          </w:tcPr>
+          <w:p>
+            <w:r>
+              <w:rPr>
+                <w:rFonts w:ascii="Times New Roman" w:hAnsi="Times New Roman" w:eastAsia="Times New Roman"/>
+                <w:color w:val="000000"/>
+                <w:sz w:val="26"/>
+              </w:rPr>
+              <w:t>12.60</w:t>
             </w:r>
           </w:p>
         </w:tc>
@@ -1040,22 +1040,22 @@
                 <w:color w:val="000000"/>
                 <w:sz w:val="26"/>
               </w:rPr>
-              <w:t>06/09/2026 19:21:09</w:t>
-            </w:r>
-          </w:p>
-        </w:tc>
-        <w:tc>
-          <w:tcPr>
-            <w:tcW w:type="dxa" w:w="1440"/>
-          </w:tcPr>
-          <w:p>
-            <w:r>
-              <w:rPr>
-                <w:rFonts w:ascii="Times New Roman" w:hAnsi="Times New Roman" w:eastAsia="Times New Roman"/>
-                <w:color w:val="000000"/>
-                <w:sz w:val="26"/>
-              </w:rPr>
-              <w:t>6.89</w:t>
+              <w:t>07/09/2026 19:00:48</w:t>
+            </w:r>
+          </w:p>
+        </w:tc>
+        <w:tc>
+          <w:tcPr>
+            <w:tcW w:type="dxa" w:w="1440"/>
+          </w:tcPr>
+          <w:p>
+            <w:r>
+              <w:rPr>
+                <w:rFonts w:ascii="Times New Roman" w:hAnsi="Times New Roman" w:eastAsia="Times New Roman"/>
+                <w:color w:val="000000"/>
+                <w:sz w:val="26"/>
+              </w:rPr>
+              <w:t>5.48</w:t>
             </w:r>
           </w:p>
         </w:tc>
@@ -1130,22 +1130,22 @@
                 <w:color w:val="000000"/>
                 <w:sz w:val="26"/>
               </w:rPr>
-              <w:t>06/09/2026 19:21:19</w:t>
-            </w:r>
-          </w:p>
-        </w:tc>
-        <w:tc>
-          <w:tcPr>
-            <w:tcW w:type="dxa" w:w="1440"/>
-          </w:tcPr>
-          <w:p>
-            <w:r>
-              <w:rPr>
-                <w:rFonts w:ascii="Times New Roman" w:hAnsi="Times New Roman" w:eastAsia="Times New Roman"/>
-                <w:color w:val="000000"/>
-                <w:sz w:val="26"/>
-              </w:rPr>
-              <w:t>7.20</w:t>
+              <w:t>07/09/2026 19:00:57</w:t>
+            </w:r>
+          </w:p>
+        </w:tc>
+        <w:tc>
+          <w:tcPr>
+            <w:tcW w:type="dxa" w:w="1440"/>
+          </w:tcPr>
+          <w:p>
+            <w:r>
+              <w:rPr>
+                <w:rFonts w:ascii="Times New Roman" w:hAnsi="Times New Roman" w:eastAsia="Times New Roman"/>
+                <w:color w:val="000000"/>
+                <w:sz w:val="26"/>
+              </w:rPr>
+              <w:t>5.66</w:t>
             </w:r>
           </w:p>
         </w:tc>
@@ -1220,51 +1220,51 @@
                 <w:color w:val="000000"/>
                 <w:sz w:val="26"/>
               </w:rPr>
-              <w:t>06/09/2026 19:21:40</w:t>
-            </w:r>
-          </w:p>
-        </w:tc>
-        <w:tc>
-          <w:tcPr>
-            <w:tcW w:type="dxa" w:w="1440"/>
-          </w:tcPr>
-          <w:p>
-            <w:r>
-              <w:rPr>
-                <w:rFonts w:ascii="Times New Roman" w:hAnsi="Times New Roman" w:eastAsia="Times New Roman"/>
-                <w:color w:val="000000"/>
-                <w:sz w:val="26"/>
-              </w:rPr>
-              <w:t>17.76</w:t>
-            </w:r>
-          </w:p>
-        </w:tc>
-        <w:tc>
-          <w:tcPr>
-            <w:tcW w:type="dxa" w:w="1440"/>
-          </w:tcPr>
-          <w:p>
-            <w:r>
-              <w:rPr>
-                <w:rFonts w:ascii="Times New Roman" w:hAnsi="Times New Roman" w:eastAsia="Times New Roman"/>
-                <w:color w:val="000000"/>
-                <w:sz w:val="26"/>
-              </w:rPr>
-            </w:r>
-          </w:p>
-        </w:tc>
-        <w:tc>
-          <w:tcPr>
-            <w:tcW w:type="dxa" w:w="1440"/>
-          </w:tcPr>
-          <w:p>
-            <w:r>
-              <w:rPr>
-                <w:rFonts w:ascii="Times New Roman" w:hAnsi="Times New Roman" w:eastAsia="Times New Roman"/>
-                <w:color w:val="000000"/>
-                <w:sz w:val="26"/>
-              </w:rPr>
-              <w:t>TC-DRUG-CATEGORY-010 | STEP 10 | KNOWN BUG | Hệ thống vẫn cho phép tạo thuốc khi Ngày hết hạn trước Ngày sản xuất | NSX: 2025-08-20 | HSD: 2025-08-19 | TC-DRUG-CATEGORY-010 | STEP 10 | KNOWN BUG | Hệ thống vẫn cho phép tạo thuốc khi Ngày hết hạn trước Ngày sản xuất | NSX: 2025-08-20 | HSD: 2025-08-19</w:t>
+              <w:t>07/09/2026 19:01:16</w:t>
+            </w:r>
+          </w:p>
+        </w:tc>
+        <w:tc>
+          <w:tcPr>
+            <w:tcW w:type="dxa" w:w="1440"/>
+          </w:tcPr>
+          <w:p>
+            <w:r>
+              <w:rPr>
+                <w:rFonts w:ascii="Times New Roman" w:hAnsi="Times New Roman" w:eastAsia="Times New Roman"/>
+                <w:color w:val="000000"/>
+                <w:sz w:val="26"/>
+              </w:rPr>
+              <w:t>15.79</w:t>
+            </w:r>
+          </w:p>
+        </w:tc>
+        <w:tc>
+          <w:tcPr>
+            <w:tcW w:type="dxa" w:w="1440"/>
+          </w:tcPr>
+          <w:p>
+            <w:r>
+              <w:rPr>
+                <w:rFonts w:ascii="Times New Roman" w:hAnsi="Times New Roman" w:eastAsia="Times New Roman"/>
+                <w:color w:val="000000"/>
+                <w:sz w:val="26"/>
+              </w:rPr>
+            </w:r>
+          </w:p>
+        </w:tc>
+        <w:tc>
+          <w:tcPr>
+            <w:tcW w:type="dxa" w:w="1440"/>
+          </w:tcPr>
+          <w:p>
+            <w:r>
+              <w:rPr>
+                <w:rFonts w:ascii="Times New Roman" w:hAnsi="Times New Roman" w:eastAsia="Times New Roman"/>
+                <w:color w:val="000000"/>
+                <w:sz w:val="26"/>
+              </w:rPr>
+              <w:t>TC-DRUG-CATEGORY-010 | STEP 10 | KNOWN BUG | Hệ thống vẫn cho phép tạo thuốc khi Ngày hết hạn trước Ngày sản xuất | NSX: 2025-08-20 | HSD: 2025-08-19</w:t>
             </w:r>
           </w:p>
         </w:tc>
@@ -1311,22 +1311,22 @@
                 <w:color w:val="000000"/>
                 <w:sz w:val="26"/>
               </w:rPr>
-              <w:t>06/09/2026 19:22:10</w:t>
-            </w:r>
-          </w:p>
-        </w:tc>
-        <w:tc>
-          <w:tcPr>
-            <w:tcW w:type="dxa" w:w="1440"/>
-          </w:tcPr>
-          <w:p>
-            <w:r>
-              <w:rPr>
-                <w:rFonts w:ascii="Times New Roman" w:hAnsi="Times New Roman" w:eastAsia="Times New Roman"/>
-                <w:color w:val="000000"/>
-                <w:sz w:val="26"/>
-              </w:rPr>
-              <w:t>26.78</w:t>
+              <w:t>07/09/2026 19:01:44</w:t>
+            </w:r>
+          </w:p>
+        </w:tc>
+        <w:tc>
+          <w:tcPr>
+            <w:tcW w:type="dxa" w:w="1440"/>
+          </w:tcPr>
+          <w:p>
+            <w:r>
+              <w:rPr>
+                <w:rFonts w:ascii="Times New Roman" w:hAnsi="Times New Roman" w:eastAsia="Times New Roman"/>
+                <w:color w:val="000000"/>
+                <w:sz w:val="26"/>
+              </w:rPr>
+              <w:t>24.60</w:t>
             </w:r>
           </w:p>
         </w:tc>
@@ -1537,7 +1537,7 @@
                 <w:color w:val="000000"/>
                 <w:sz w:val="26"/>
               </w:rPr>
-              <w:t>06/09/2026 19:19:17</w:t>
+              <w:t>07/09/2026 18:59:05</w:t>
             </w:r>
           </w:p>
         </w:tc>
@@ -1628,7 +1628,7 @@
                 <w:color w:val="000000"/>
                 <w:sz w:val="26"/>
               </w:rPr>
-              <w:t>06/09/2026 19:19:17</w:t>
+              <w:t>07/09/2026 18:59:05</w:t>
             </w:r>
           </w:p>
         </w:tc>
@@ -1719,7 +1719,7 @@
                 <w:color w:val="000000"/>
                 <w:sz w:val="26"/>
               </w:rPr>
-              <w:t>06/09/2026 19:19:21</w:t>
+              <w:t>07/09/2026 18:59:08</w:t>
             </w:r>
           </w:p>
         </w:tc>
@@ -1810,7 +1810,7 @@
                 <w:color w:val="000000"/>
                 <w:sz w:val="26"/>
               </w:rPr>
-              <w:t>06/09/2026 19:19:21</w:t>
+              <w:t>07/09/2026 18:59:08</w:t>
             </w:r>
           </w:p>
         </w:tc>
@@ -1902,7 +1902,7 @@
                 <w:color w:val="000000"/>
                 <w:sz w:val="26"/>
               </w:rPr>
-              <w:t>06/09/2026 19:19:21</w:t>
+              <w:t>07/09/2026 18:59:08</w:t>
             </w:r>
           </w:p>
         </w:tc>
@@ -1993,7 +1993,7 @@
                 <w:color w:val="000000"/>
                 <w:sz w:val="26"/>
               </w:rPr>
-              <w:t>06/09/2026 19:19:21</w:t>
+              <w:t>07/09/2026 18:59:08</w:t>
             </w:r>
           </w:p>
         </w:tc>
@@ -2085,7 +2085,7 @@
                 <w:color w:val="000000"/>
                 <w:sz w:val="26"/>
               </w:rPr>
-              <w:t>06/09/2026 19:19:21</w:t>
+              <w:t>07/09/2026 18:59:08</w:t>
             </w:r>
           </w:p>
         </w:tc>
@@ -2176,7 +2176,7 @@
                 <w:color w:val="000000"/>
                 <w:sz w:val="26"/>
               </w:rPr>
-              <w:t>06/09/2026 19:19:26</w:t>
+              <w:t>07/09/2026 18:59:13</w:t>
             </w:r>
           </w:p>
         </w:tc>
@@ -2267,7 +2267,7 @@
                 <w:color w:val="000000"/>
                 <w:sz w:val="26"/>
               </w:rPr>
-              <w:t>06/09/2026 19:19:29</w:t>
+              <w:t>07/09/2026 18:59:16</w:t>
             </w:r>
           </w:p>
         </w:tc>
@@ -2358,7 +2358,7 @@
                 <w:color w:val="000000"/>
                 <w:sz w:val="26"/>
               </w:rPr>
-              <w:t>06/09/2026 19:19:32</w:t>
+              <w:t>07/09/2026 18:59:19</w:t>
             </w:r>
           </w:p>
         </w:tc>
@@ -2449,7 +2449,7 @@
                 <w:color w:val="000000"/>
                 <w:sz w:val="26"/>
               </w:rPr>
-              <w:t>06/09/2026 19:19:32</w:t>
+              <w:t>07/09/2026 18:59:19</w:t>
             </w:r>
           </w:p>
         </w:tc>
@@ -2541,7 +2541,7 @@
                 <w:color w:val="000000"/>
                 <w:sz w:val="26"/>
               </w:rPr>
-              <w:t>06/09/2026 19:19:32</w:t>
+              <w:t>07/09/2026 18:59:19</w:t>
             </w:r>
           </w:p>
         </w:tc>
@@ -2633,7 +2633,7 @@
                 <w:color w:val="000000"/>
                 <w:sz w:val="26"/>
               </w:rPr>
-              <w:t>06/09/2026 19:19:32</w:t>
+              <w:t>07/09/2026 18:59:19</w:t>
             </w:r>
           </w:p>
         </w:tc>
@@ -2725,7 +2725,7 @@
                 <w:color w:val="000000"/>
                 <w:sz w:val="26"/>
               </w:rPr>
-              <w:t>06/09/2026 19:19:32</w:t>
+              <w:t>07/09/2026 18:59:19</w:t>
             </w:r>
           </w:p>
         </w:tc>
@@ -2816,7 +2816,7 @@
                 <w:color w:val="000000"/>
                 <w:sz w:val="26"/>
               </w:rPr>
-              <w:t>06/09/2026 19:19:38</w:t>
+              <w:t>07/09/2026 18:59:24</w:t>
             </w:r>
           </w:p>
         </w:tc>
@@ -2907,7 +2907,7 @@
                 <w:color w:val="000000"/>
                 <w:sz w:val="26"/>
               </w:rPr>
-              <w:t>06/09/2026 19:19:41</w:t>
+              <w:t>07/09/2026 18:59:27</w:t>
             </w:r>
           </w:p>
         </w:tc>
@@ -2998,7 +2998,7 @@
                 <w:color w:val="000000"/>
                 <w:sz w:val="26"/>
               </w:rPr>
-              <w:t>06/09/2026 19:19:45</w:t>
+              <w:t>07/09/2026 18:59:31</w:t>
             </w:r>
           </w:p>
         </w:tc>
@@ -3090,7 +3090,7 @@
                 <w:color w:val="000000"/>
                 <w:sz w:val="26"/>
               </w:rPr>
-              <w:t>06/09/2026 19:19:45</w:t>
+              <w:t>07/09/2026 18:59:31</w:t>
             </w:r>
           </w:p>
         </w:tc>
@@ -3181,7 +3181,7 @@
                 <w:color w:val="000000"/>
                 <w:sz w:val="26"/>
               </w:rPr>
-              <w:t>06/09/2026 19:19:45</w:t>
+              <w:t>07/09/2026 18:59:31</w:t>
             </w:r>
           </w:p>
         </w:tc>
@@ -3272,7 +3272,7 @@
                 <w:color w:val="000000"/>
                 <w:sz w:val="26"/>
               </w:rPr>
-              <w:t>06/09/2026 19:19:45</w:t>
+              <w:t>07/09/2026 18:59:31</w:t>
             </w:r>
           </w:p>
         </w:tc>
@@ -3363,7 +3363,7 @@
                 <w:color w:val="000000"/>
                 <w:sz w:val="26"/>
               </w:rPr>
-              <w:t>06/09/2026 19:19:45</w:t>
+              <w:t>07/09/2026 18:59:31</w:t>
             </w:r>
           </w:p>
         </w:tc>
@@ -3454,7 +3454,7 @@
                 <w:color w:val="000000"/>
                 <w:sz w:val="26"/>
               </w:rPr>
-              <w:t>06/09/2026 19:19:48</w:t>
+              <w:t>07/09/2026 18:59:34</w:t>
             </w:r>
           </w:p>
         </w:tc>
@@ -3545,7 +3545,7 @@
                 <w:color w:val="000000"/>
                 <w:sz w:val="26"/>
               </w:rPr>
-              <w:t>06/09/2026 19:19:52</w:t>
+              <w:t>07/09/2026 18:59:38</w:t>
             </w:r>
           </w:p>
         </w:tc>
@@ -3636,7 +3636,7 @@
                 <w:color w:val="000000"/>
                 <w:sz w:val="26"/>
               </w:rPr>
-              <w:t>06/09/2026 19:19:52</w:t>
+              <w:t>07/09/2026 18:59:38</w:t>
             </w:r>
           </w:p>
         </w:tc>
@@ -3728,7 +3728,7 @@
                 <w:color w:val="000000"/>
                 <w:sz w:val="26"/>
               </w:rPr>
-              <w:t>06/09/2026 19:19:57</w:t>
+              <w:t>07/09/2026 18:59:42</w:t>
             </w:r>
           </w:p>
         </w:tc>
@@ -3819,7 +3819,7 @@
                 <w:color w:val="000000"/>
                 <w:sz w:val="26"/>
               </w:rPr>
-              <w:t>06/09/2026 19:20:00</w:t>
+              <w:t>07/09/2026 18:59:46</w:t>
             </w:r>
           </w:p>
         </w:tc>
@@ -3910,7 +3910,7 @@
                 <w:color w:val="000000"/>
                 <w:sz w:val="26"/>
               </w:rPr>
-              <w:t>06/09/2026 19:20:03</w:t>
+              <w:t>07/09/2026 18:59:49</w:t>
             </w:r>
           </w:p>
         </w:tc>
@@ -4001,7 +4001,7 @@
                 <w:color w:val="000000"/>
                 <w:sz w:val="26"/>
               </w:rPr>
-              <w:t>06/09/2026 19:20:07</w:t>
+              <w:t>07/09/2026 18:59:52</w:t>
             </w:r>
           </w:p>
         </w:tc>
@@ -4092,7 +4092,7 @@
                 <w:color w:val="000000"/>
                 <w:sz w:val="26"/>
               </w:rPr>
-              <w:t>06/09/2026 19:20:07</w:t>
+              <w:t>07/09/2026 18:59:52</w:t>
             </w:r>
           </w:p>
         </w:tc>
@@ -4184,7 +4184,7 @@
                 <w:color w:val="000000"/>
                 <w:sz w:val="26"/>
               </w:rPr>
-              <w:t>06/09/2026 19:20:07</w:t>
+              <w:t>07/09/2026 18:59:52</w:t>
             </w:r>
           </w:p>
         </w:tc>
@@ -4276,7 +4276,7 @@
                 <w:color w:val="000000"/>
                 <w:sz w:val="26"/>
               </w:rPr>
-              <w:t>06/09/2026 19:20:12</w:t>
+              <w:t>07/09/2026 18:59:57</w:t>
             </w:r>
           </w:p>
         </w:tc>
@@ -4367,7 +4367,7 @@
                 <w:color w:val="000000"/>
                 <w:sz w:val="26"/>
               </w:rPr>
-              <w:t>06/09/2026 19:20:16</w:t>
+              <w:t>07/09/2026 19:00:00</w:t>
             </w:r>
           </w:p>
         </w:tc>
@@ -4458,7 +4458,7 @@
                 <w:color w:val="000000"/>
                 <w:sz w:val="26"/>
               </w:rPr>
-              <w:t>06/09/2026 19:20:19</w:t>
+              <w:t>07/09/2026 19:00:03</w:t>
             </w:r>
           </w:p>
         </w:tc>
@@ -4549,7 +4549,7 @@
                 <w:color w:val="000000"/>
                 <w:sz w:val="26"/>
               </w:rPr>
-              <w:t>06/09/2026 19:20:19</w:t>
+              <w:t>07/09/2026 19:00:03</w:t>
             </w:r>
           </w:p>
         </w:tc>
@@ -4640,7 +4640,7 @@
                 <w:color w:val="000000"/>
                 <w:sz w:val="26"/>
               </w:rPr>
-              <w:t>06/09/2026 19:20:22</w:t>
+              <w:t>07/09/2026 19:00:06</w:t>
             </w:r>
           </w:p>
         </w:tc>
@@ -4731,7 +4731,7 @@
                 <w:color w:val="000000"/>
                 <w:sz w:val="26"/>
               </w:rPr>
-              <w:t>06/09/2026 19:20:25</w:t>
+              <w:t>07/09/2026 19:00:09</w:t>
             </w:r>
           </w:p>
         </w:tc>
@@ -4823,7 +4823,7 @@
                 <w:color w:val="000000"/>
                 <w:sz w:val="26"/>
               </w:rPr>
-              <w:t>06/09/2026 19:20:25</w:t>
+              <w:t>07/09/2026 19:00:09</w:t>
             </w:r>
           </w:p>
         </w:tc>
@@ -4914,7 +4914,7 @@
                 <w:color w:val="000000"/>
                 <w:sz w:val="26"/>
               </w:rPr>
-              <w:t>06/09/2026 19:20:25</w:t>
+              <w:t>07/09/2026 19:00:09</w:t>
             </w:r>
           </w:p>
         </w:tc>
@@ -5005,7 +5005,7 @@
                 <w:color w:val="000000"/>
                 <w:sz w:val="26"/>
               </w:rPr>
-              <w:t>06/09/2026 19:20:31</w:t>
+              <w:t>07/09/2026 19:00:14</w:t>
             </w:r>
           </w:p>
         </w:tc>
@@ -5096,7 +5096,7 @@
                 <w:color w:val="000000"/>
                 <w:sz w:val="26"/>
               </w:rPr>
-              <w:t>06/09/2026 19:20:34</w:t>
+              <w:t>07/09/2026 19:00:17</w:t>
             </w:r>
           </w:p>
         </w:tc>
@@ -5187,7 +5187,7 @@
                 <w:color w:val="000000"/>
                 <w:sz w:val="26"/>
               </w:rPr>
-              <w:t>06/09/2026 19:20:37</w:t>
+              <w:t>07/09/2026 19:00:20</w:t>
             </w:r>
           </w:p>
         </w:tc>
@@ -5278,7 +5278,7 @@
                 <w:color w:val="000000"/>
                 <w:sz w:val="26"/>
               </w:rPr>
-              <w:t>06/09/2026 19:20:37</w:t>
+              <w:t>07/09/2026 19:00:21</w:t>
             </w:r>
           </w:p>
         </w:tc>
@@ -5369,7 +5369,7 @@
                 <w:color w:val="000000"/>
                 <w:sz w:val="26"/>
               </w:rPr>
-              <w:t>06/09/2026 19:20:41</w:t>
+              <w:t>07/09/2026 19:00:24</w:t>
             </w:r>
           </w:p>
         </w:tc>
@@ -5460,7 +5460,7 @@
                 <w:color w:val="000000"/>
                 <w:sz w:val="26"/>
               </w:rPr>
-              <w:t>06/09/2026 19:20:41</w:t>
+              <w:t>07/09/2026 19:00:24</w:t>
             </w:r>
           </w:p>
         </w:tc>
@@ -5552,7 +5552,7 @@
                 <w:color w:val="000000"/>
                 <w:sz w:val="26"/>
               </w:rPr>
-              <w:t>06/09/2026 19:20:41</w:t>
+              <w:t>07/09/2026 19:00:24</w:t>
             </w:r>
           </w:p>
         </w:tc>
@@ -5643,7 +5643,7 @@
                 <w:color w:val="000000"/>
                 <w:sz w:val="26"/>
               </w:rPr>
-              <w:t>06/09/2026 19:20:41</w:t>
+              <w:t>07/09/2026 19:00:24</w:t>
             </w:r>
           </w:p>
         </w:tc>
@@ -5734,7 +5734,7 @@
                 <w:color w:val="000000"/>
                 <w:sz w:val="26"/>
               </w:rPr>
-              <w:t>06/09/2026 19:20:46</w:t>
+              <w:t>07/09/2026 19:00:28</w:t>
             </w:r>
           </w:p>
         </w:tc>
@@ -5825,7 +5825,7 @@
                 <w:color w:val="000000"/>
                 <w:sz w:val="26"/>
               </w:rPr>
-              <w:t>06/09/2026 19:20:46</w:t>
+              <w:t>07/09/2026 19:00:28</w:t>
             </w:r>
           </w:p>
         </w:tc>
@@ -5916,7 +5916,7 @@
                 <w:color w:val="000000"/>
                 <w:sz w:val="26"/>
               </w:rPr>
-              <w:t>06/09/2026 19:20:49</w:t>
+              <w:t>07/09/2026 19:00:32</w:t>
             </w:r>
           </w:p>
         </w:tc>
@@ -6007,7 +6007,7 @@
                 <w:color w:val="000000"/>
                 <w:sz w:val="26"/>
               </w:rPr>
-              <w:t>06/09/2026 19:20:50</w:t>
+              <w:t>07/09/2026 19:00:32</w:t>
             </w:r>
           </w:p>
         </w:tc>
@@ -6098,7 +6098,7 @@
                 <w:color w:val="000000"/>
                 <w:sz w:val="26"/>
               </w:rPr>
-              <w:t>06/09/2026 19:20:50</w:t>
+              <w:t>07/09/2026 19:00:32</w:t>
             </w:r>
           </w:p>
         </w:tc>
@@ -6128,7 +6128,7 @@
                 <w:color w:val="000000"/>
                 <w:sz w:val="26"/>
               </w:rPr>
-              <w:t>Drug name: Selenium Drug Valid 1788697244</w:t>
+              <w:t>Drug name: Selenium Drug Valid 1788782427</w:t>
             </w:r>
           </w:p>
         </w:tc>
@@ -6190,7 +6190,7 @@
                 <w:color w:val="000000"/>
                 <w:sz w:val="26"/>
               </w:rPr>
-              <w:t>06/09/2026 19:20:51</w:t>
+              <w:t>07/09/2026 19:00:32</w:t>
             </w:r>
           </w:p>
         </w:tc>
@@ -6281,7 +6281,7 @@
                 <w:color w:val="000000"/>
                 <w:sz w:val="26"/>
               </w:rPr>
-              <w:t>06/09/2026 19:20:51</w:t>
+              <w:t>07/09/2026 19:00:33</w:t>
             </w:r>
           </w:p>
         </w:tc>
@@ -6372,7 +6372,7 @@
                 <w:color w:val="000000"/>
                 <w:sz w:val="26"/>
               </w:rPr>
-              <w:t>06/09/2026 19:20:55</w:t>
+              <w:t>07/09/2026 19:00:36</w:t>
             </w:r>
           </w:p>
         </w:tc>
@@ -6463,22 +6463,22 @@
                 <w:color w:val="000000"/>
                 <w:sz w:val="26"/>
               </w:rPr>
-              <w:t>06/09/2026 19:20:59</w:t>
-            </w:r>
-          </w:p>
-        </w:tc>
-        <w:tc>
-          <w:tcPr>
-            <w:tcW w:type="dxa" w:w="1440"/>
-          </w:tcPr>
-          <w:p>
-            <w:r>
-              <w:rPr>
-                <w:rFonts w:ascii="Times New Roman" w:hAnsi="Times New Roman" w:eastAsia="Times New Roman"/>
-                <w:color w:val="000000"/>
-                <w:sz w:val="26"/>
-              </w:rPr>
-              <w:t>Tìm kiếm thuốc vừa thêm: Selenium Drug Valid 1788697244</w:t>
+              <w:t>07/09/2026 19:00:39</w:t>
+            </w:r>
+          </w:p>
+        </w:tc>
+        <w:tc>
+          <w:tcPr>
+            <w:tcW w:type="dxa" w:w="1440"/>
+          </w:tcPr>
+          <w:p>
+            <w:r>
+              <w:rPr>
+                <w:rFonts w:ascii="Times New Roman" w:hAnsi="Times New Roman" w:eastAsia="Times New Roman"/>
+                <w:color w:val="000000"/>
+                <w:sz w:val="26"/>
+              </w:rPr>
+              <w:t>Tìm kiếm thuốc vừa thêm: Selenium Drug Valid 1788782427</w:t>
             </w:r>
           </w:p>
         </w:tc>
@@ -6554,7 +6554,7 @@
                 <w:color w:val="000000"/>
                 <w:sz w:val="26"/>
               </w:rPr>
-              <w:t>06/09/2026 19:20:59</w:t>
+              <w:t>07/09/2026 19:00:40</w:t>
             </w:r>
           </w:p>
         </w:tc>
@@ -6584,7 +6584,7 @@
                 <w:color w:val="000000"/>
                 <w:sz w:val="26"/>
               </w:rPr>
-              <w:t>{'name': 'Selenium Drug Valid 1788697244\nViên nén', 'category': 'Vitamin và khoáng chất', 'price': '12.000đ', 'stock': '107', 'production_date': '20/8/2026', 'expiry_date': '20/8/2027', 'status': 'Còn hạn'}</w:t>
+              <w:t>{'name': 'Selenium Drug Valid 1788782427\nViên nén', 'category': 'Vitamin và khoáng chất', 'price': '12.000đ', 'stock': '107', 'production_date': '20/8/2026', 'expiry_date': '20/8/2027', 'status': 'Còn hạn'}</w:t>
             </w:r>
           </w:p>
         </w:tc>
@@ -6646,7 +6646,7 @@
                 <w:color w:val="000000"/>
                 <w:sz w:val="26"/>
               </w:rPr>
-              <w:t>06/09/2026 19:21:04</w:t>
+              <w:t>07/09/2026 19:00:44</w:t>
             </w:r>
           </w:p>
         </w:tc>
@@ -6737,7 +6737,7 @@
                 <w:color w:val="000000"/>
                 <w:sz w:val="26"/>
               </w:rPr>
-              <w:t>06/09/2026 19:21:04</w:t>
+              <w:t>07/09/2026 19:00:44</w:t>
             </w:r>
           </w:p>
         </w:tc>
@@ -6828,7 +6828,7 @@
                 <w:color w:val="000000"/>
                 <w:sz w:val="26"/>
               </w:rPr>
-              <w:t>06/09/2026 19:21:07</w:t>
+              <w:t>07/09/2026 19:00:48</w:t>
             </w:r>
           </w:p>
         </w:tc>
@@ -6919,7 +6919,7 @@
                 <w:color w:val="000000"/>
                 <w:sz w:val="26"/>
               </w:rPr>
-              <w:t>06/09/2026 19:21:08</w:t>
+              <w:t>07/09/2026 19:00:48</w:t>
             </w:r>
           </w:p>
         </w:tc>
@@ -7010,7 +7010,7 @@
                 <w:color w:val="000000"/>
                 <w:sz w:val="26"/>
               </w:rPr>
-              <w:t>06/09/2026 19:21:08</w:t>
+              <w:t>07/09/2026 19:00:48</w:t>
             </w:r>
           </w:p>
         </w:tc>
@@ -7101,7 +7101,7 @@
                 <w:color w:val="000000"/>
                 <w:sz w:val="26"/>
               </w:rPr>
-              <w:t>06/09/2026 19:21:09</w:t>
+              <w:t>07/09/2026 19:00:48</w:t>
             </w:r>
           </w:p>
         </w:tc>
@@ -7192,7 +7192,7 @@
                 <w:color w:val="000000"/>
                 <w:sz w:val="26"/>
               </w:rPr>
-              <w:t>06/09/2026 19:21:09</w:t>
+              <w:t>07/09/2026 19:00:48</w:t>
             </w:r>
           </w:p>
         </w:tc>
@@ -7283,7 +7283,7 @@
                 <w:color w:val="000000"/>
                 <w:sz w:val="26"/>
               </w:rPr>
-              <w:t>06/09/2026 19:21:09</w:t>
+              <w:t>07/09/2026 19:00:48</w:t>
             </w:r>
           </w:p>
         </w:tc>
@@ -7375,7 +7375,7 @@
                 <w:color w:val="000000"/>
                 <w:sz w:val="26"/>
               </w:rPr>
-              <w:t>06/09/2026 19:21:09</w:t>
+              <w:t>07/09/2026 19:00:48</w:t>
             </w:r>
           </w:p>
         </w:tc>
@@ -7466,7 +7466,7 @@
                 <w:color w:val="000000"/>
                 <w:sz w:val="26"/>
               </w:rPr>
-              <w:t>06/09/2026 19:21:14</w:t>
+              <w:t>07/09/2026 19:00:53</w:t>
             </w:r>
           </w:p>
         </w:tc>
@@ -7557,7 +7557,7 @@
                 <w:color w:val="000000"/>
                 <w:sz w:val="26"/>
               </w:rPr>
-              <w:t>06/09/2026 19:21:14</w:t>
+              <w:t>07/09/2026 19:00:53</w:t>
             </w:r>
           </w:p>
         </w:tc>
@@ -7648,7 +7648,7 @@
                 <w:color w:val="000000"/>
                 <w:sz w:val="26"/>
               </w:rPr>
-              <w:t>06/09/2026 19:21:17</w:t>
+              <w:t>07/09/2026 19:00:56</w:t>
             </w:r>
           </w:p>
         </w:tc>
@@ -7739,7 +7739,7 @@
                 <w:color w:val="000000"/>
                 <w:sz w:val="26"/>
               </w:rPr>
-              <w:t>06/09/2026 19:21:18</w:t>
+              <w:t>07/09/2026 19:00:56</w:t>
             </w:r>
           </w:p>
         </w:tc>
@@ -7830,7 +7830,7 @@
                 <w:color w:val="000000"/>
                 <w:sz w:val="26"/>
               </w:rPr>
-              <w:t>06/09/2026 19:21:18</w:t>
+              <w:t>07/09/2026 19:00:57</w:t>
             </w:r>
           </w:p>
         </w:tc>
@@ -7860,7 +7860,7 @@
                 <w:color w:val="000000"/>
                 <w:sz w:val="26"/>
               </w:rPr>
-              <w:t>Drug name: Selenium Drug Negative 1788697272</w:t>
+              <w:t>Drug name: Selenium Drug Negative 1788782452</w:t>
             </w:r>
           </w:p>
         </w:tc>
@@ -7922,7 +7922,7 @@
                 <w:color w:val="000000"/>
                 <w:sz w:val="26"/>
               </w:rPr>
-              <w:t>06/09/2026 19:21:18</w:t>
+              <w:t>07/09/2026 19:00:57</w:t>
             </w:r>
           </w:p>
         </w:tc>
@@ -8013,7 +8013,7 @@
                 <w:color w:val="000000"/>
                 <w:sz w:val="26"/>
               </w:rPr>
-              <w:t>06/09/2026 19:21:19</w:t>
+              <w:t>07/09/2026 19:00:57</w:t>
             </w:r>
           </w:p>
         </w:tc>
@@ -8104,7 +8104,7 @@
                 <w:color w:val="000000"/>
                 <w:sz w:val="26"/>
               </w:rPr>
-              <w:t>06/09/2026 19:21:19</w:t>
+              <w:t>07/09/2026 19:00:57</w:t>
             </w:r>
           </w:p>
         </w:tc>
@@ -8195,7 +8195,7 @@
                 <w:color w:val="000000"/>
                 <w:sz w:val="26"/>
               </w:rPr>
-              <w:t>06/09/2026 19:21:19</w:t>
+              <w:t>07/09/2026 19:00:57</w:t>
             </w:r>
           </w:p>
         </w:tc>
@@ -8286,7 +8286,7 @@
                 <w:color w:val="000000"/>
                 <w:sz w:val="26"/>
               </w:rPr>
-              <w:t>06/09/2026 19:21:19</w:t>
+              <w:t>07/09/2026 19:00:57</w:t>
             </w:r>
           </w:p>
         </w:tc>
@@ -8378,7 +8378,7 @@
                 <w:color w:val="000000"/>
                 <w:sz w:val="26"/>
               </w:rPr>
-              <w:t>06/09/2026 19:21:19</w:t>
+              <w:t>07/09/2026 19:00:57</w:t>
             </w:r>
           </w:p>
         </w:tc>
@@ -8469,7 +8469,7 @@
                 <w:color w:val="000000"/>
                 <w:sz w:val="26"/>
               </w:rPr>
-              <w:t>06/09/2026 19:21:24</w:t>
+              <w:t>07/09/2026 19:01:02</w:t>
             </w:r>
           </w:p>
         </w:tc>
@@ -8560,7 +8560,7 @@
                 <w:color w:val="000000"/>
                 <w:sz w:val="26"/>
               </w:rPr>
-              <w:t>06/09/2026 19:21:24</w:t>
+              <w:t>07/09/2026 19:01:02</w:t>
             </w:r>
           </w:p>
         </w:tc>
@@ -8651,7 +8651,7 @@
                 <w:color w:val="000000"/>
                 <w:sz w:val="26"/>
               </w:rPr>
-              <w:t>06/09/2026 19:21:28</w:t>
+              <w:t>07/09/2026 19:01:05</w:t>
             </w:r>
           </w:p>
         </w:tc>
@@ -8742,7 +8742,7 @@
                 <w:color w:val="000000"/>
                 <w:sz w:val="26"/>
               </w:rPr>
-              <w:t>06/09/2026 19:21:28</w:t>
+              <w:t>07/09/2026 19:01:05</w:t>
             </w:r>
           </w:p>
         </w:tc>
@@ -8833,7 +8833,7 @@
                 <w:color w:val="000000"/>
                 <w:sz w:val="26"/>
               </w:rPr>
-              <w:t>06/09/2026 19:21:29</w:t>
+              <w:t>07/09/2026 19:01:06</w:t>
             </w:r>
           </w:p>
         </w:tc>
@@ -8863,7 +8863,7 @@
                 <w:color w:val="000000"/>
                 <w:sz w:val="26"/>
               </w:rPr>
-              <w:t>Drug name: Selenium Drug Invalid Date 1788697282</w:t>
+              <w:t>Drug name: Selenium Drug Invalid Date 1788782460</w:t>
             </w:r>
           </w:p>
         </w:tc>
@@ -8925,7 +8925,7 @@
                 <w:color w:val="000000"/>
                 <w:sz w:val="26"/>
               </w:rPr>
-              <w:t>06/09/2026 19:21:29</w:t>
+              <w:t>07/09/2026 19:01:06</w:t>
             </w:r>
           </w:p>
         </w:tc>
@@ -9016,7 +9016,7 @@
                 <w:color w:val="000000"/>
                 <w:sz w:val="26"/>
               </w:rPr>
-              <w:t>06/09/2026 19:21:29</w:t>
+              <w:t>07/09/2026 19:01:06</w:t>
             </w:r>
           </w:p>
         </w:tc>
@@ -9107,7 +9107,7 @@
                 <w:color w:val="000000"/>
                 <w:sz w:val="26"/>
               </w:rPr>
-              <w:t>06/09/2026 19:21:29</w:t>
+              <w:t>07/09/2026 19:01:06</w:t>
             </w:r>
           </w:p>
         </w:tc>
@@ -9198,7 +9198,7 @@
                 <w:color w:val="000000"/>
                 <w:sz w:val="26"/>
               </w:rPr>
-              <w:t>06/09/2026 19:21:30</w:t>
+              <w:t>07/09/2026 19:01:06</w:t>
             </w:r>
           </w:p>
         </w:tc>
@@ -9290,7 +9290,7 @@
                 <w:color w:val="000000"/>
                 <w:sz w:val="26"/>
               </w:rPr>
-              <w:t>06/09/2026 19:21:30</w:t>
+              <w:t>07/09/2026 19:01:06</w:t>
             </w:r>
           </w:p>
         </w:tc>
@@ -9382,7 +9382,7 @@
                 <w:color w:val="000000"/>
                 <w:sz w:val="26"/>
               </w:rPr>
-              <w:t>06/09/2026 19:21:40</w:t>
+              <w:t>07/09/2026 19:01:16</w:t>
             </w:r>
           </w:p>
         </w:tc>
@@ -9474,7 +9474,7 @@
                 <w:color w:val="000000"/>
                 <w:sz w:val="26"/>
               </w:rPr>
-              <w:t>06/09/2026 19:21:50</w:t>
+              <w:t>07/09/2026 19:01:25</w:t>
             </w:r>
           </w:p>
         </w:tc>
@@ -9565,7 +9565,7 @@
                 <w:color w:val="000000"/>
                 <w:sz w:val="26"/>
               </w:rPr>
-              <w:t>06/09/2026 19:21:50</w:t>
+              <w:t>07/09/2026 19:01:25</w:t>
             </w:r>
           </w:p>
         </w:tc>
@@ -9656,7 +9656,7 @@
                 <w:color w:val="000000"/>
                 <w:sz w:val="26"/>
               </w:rPr>
-              <w:t>06/09/2026 19:21:53</w:t>
+              <w:t>07/09/2026 19:01:28</w:t>
             </w:r>
           </w:p>
         </w:tc>
@@ -9747,7 +9747,7 @@
                 <w:color w:val="000000"/>
                 <w:sz w:val="26"/>
               </w:rPr>
-              <w:t>06/09/2026 19:21:57</w:t>
+              <w:t>07/09/2026 19:01:32</w:t>
             </w:r>
           </w:p>
         </w:tc>
@@ -9777,7 +9777,7 @@
                 <w:color w:val="000000"/>
                 <w:sz w:val="26"/>
               </w:rPr>
-              <w:t>Drug: Selenium Drug Delete 1788697303</w:t>
+              <w:t>Drug: Selenium Drug Delete 1788782479</w:t>
             </w:r>
           </w:p>
         </w:tc>
@@ -9839,7 +9839,7 @@
                 <w:color w:val="000000"/>
                 <w:sz w:val="26"/>
               </w:rPr>
-              <w:t>06/09/2026 19:21:57</w:t>
+              <w:t>07/09/2026 19:01:32</w:t>
             </w:r>
           </w:p>
         </w:tc>
@@ -9930,7 +9930,7 @@
                 <w:color w:val="000000"/>
                 <w:sz w:val="26"/>
               </w:rPr>
-              <w:t>06/09/2026 19:22:00</w:t>
+              <w:t>07/09/2026 19:01:35</w:t>
             </w:r>
           </w:p>
         </w:tc>
@@ -10021,7 +10021,7 @@
                 <w:color w:val="000000"/>
                 <w:sz w:val="26"/>
               </w:rPr>
-              <w:t>06/09/2026 19:22:03</w:t>
+              <w:t>07/09/2026 19:01:38</w:t>
             </w:r>
           </w:p>
         </w:tc>
@@ -10112,7 +10112,7 @@
                 <w:color w:val="000000"/>
                 <w:sz w:val="26"/>
               </w:rPr>
-              <w:t>06/09/2026 19:22:07</w:t>
+              <w:t>07/09/2026 19:01:41</w:t>
             </w:r>
           </w:p>
         </w:tc>
@@ -10203,7 +10203,7 @@
                 <w:color w:val="000000"/>
                 <w:sz w:val="26"/>
               </w:rPr>
-              <w:t>06/09/2026 19:22:10</w:t>
+              <w:t>07/09/2026 19:01:44</w:t>
             </w:r>
           </w:p>
         </w:tc>
